--- a/data/documents/docx/yield_improvement_report_q1.docx
+++ b/data/documents/docx/yield_improvement_report_q1.docx
@@ -31,7 +31,7 @@
           <w:b w:val="0"/>
           <w:i w:val="0"/>
         </w:rPr>
-        <w:t xml:space="preserve"> TR-PE-2024-0088</w:t>
+        <w:t xml:space="preserve"> TR-PE-2026-0088</w:t>
       </w:r>
     </w:p>
     <w:p>
@@ -50,7 +50,7 @@
           <w:b w:val="0"/>
           <w:i w:val="0"/>
         </w:rPr>
-        <w:t xml:space="preserve"> Volta-7 Yield Improvement Report — Q1 2024</w:t>
+        <w:t xml:space="preserve"> Volta-7 Yield Improvement Report — Q1 2026</w:t>
       </w:r>
     </w:p>
     <w:p>
@@ -107,7 +107,7 @@
           <w:b w:val="0"/>
           <w:i w:val="0"/>
         </w:rPr>
-        <w:t xml:space="preserve"> March 31, 2024</w:t>
+        <w:t xml:space="preserve"> March 29, 2026</w:t>
       </w:r>
     </w:p>
     <w:p>
@@ -162,7 +162,7 @@
           <w:b w:val="0"/>
           <w:i w:val="0"/>
         </w:rPr>
-        <w:t>During the initial silicon introduction phase of the Volta-7 automotive powertrain controller in January 2024, first-silicon probe yield at wafer sort opened at an unacceptable baseline of 41.2% across Lot LOT-V7-001 (25 wafers, 200mm BCD 130nm process node at Penang Fab 2). This baseline fell significantly below the commercial ramp entitlement model of 70.0% packageable die yield required for Tier-1 automotive customer NovaDrive Motors.</w:t>
+        <w:t>During the initial silicon introduction phase of the Volta-7 automotive powertrain controller in January 2026, first-silicon probe yield at wafer sort opened at an unacceptable baseline of 41.2% across Lot LOT-V7-001 (25 wafers, 200mm BCD 130nm process node at Penang Fab 2). This baseline fell significantly below the commercial ramp entitlement model of 70.0% packageable die yield required for Tier-1 automotive customer NovaDrive Motors.</w:t>
       </w:r>
     </w:p>
     <w:p>
@@ -180,7 +180,7 @@
           <w:b/>
           <w:i/>
         </w:rPr>
-        <w:t>Volta-7 Q1 2024 Yield Progression Trend</w:t>
+        <w:t>Volta-7 Q1 2026 Yield Progression Trend</w:t>
       </w:r>
     </w:p>
     <w:p>
@@ -264,7 +264,7 @@
           <w:rFonts w:ascii="Consolas" w:hAnsi="Consolas"/>
           <w:sz w:val="15"/>
         </w:rPr>
-        <w:t>|        Jan 15           Feb 05           Feb 26           Mar 31        |</w:t>
+        <w:t>|        Jan 12           Feb 02           Feb 23           Mar 29        |</w:t>
         <w:br/>
       </w:r>
       <w:r>
@@ -311,7 +311,7 @@
           <w:b w:val="0"/>
           <w:i w:val="0"/>
         </w:rPr>
-        <w:t xml:space="preserve"> Accounted for 32.4% of total gross die fallout. Dies failed deterministic ATPG scan chains in the embedded 32-bit automotive processing core.</w:t>
+        <w:t xml:space="preserve"> Accounted for 32.4% of all sorted die (about 55% of total fallout). Dies failed deterministic ATPG scan chains in the embedded 32-bit automotive processing core.</w:t>
       </w:r>
     </w:p>
     <w:p>
@@ -333,7 +333,7 @@
           <w:b w:val="0"/>
           <w:i w:val="0"/>
         </w:rPr>
-        <w:t xml:space="preserve"> Accounted for 18.1% of gross fallout. Devices exhibited excessive quiescent standby current exceeding the 50 µA specification limit.</w:t>
+        <w:t xml:space="preserve"> Accounted for 18.1% of all sorted die (about 31% of fallout). Devices exhibited excessive quiescent standby current exceeding the 50 µA specification limit.</w:t>
       </w:r>
     </w:p>
     <w:p>
@@ -355,7 +355,7 @@
           <w:b w:val="0"/>
           <w:i w:val="0"/>
         </w:rPr>
-        <w:t xml:space="preserve"> Accounted for 5.3% of fallout, primarily localized to outer wafer perimeter edge die.</w:t>
+        <w:t xml:space="preserve"> Accounted for 5.3% of all sorted die (9% of fallout), primarily localized to outer wafer perimeter edge die.</w:t>
       </w:r>
     </w:p>
     <w:p>
@@ -377,7 +377,7 @@
           <w:b w:val="0"/>
           <w:i w:val="0"/>
         </w:rPr>
-        <w:t xml:space="preserve"> Accounted for 3.2% of fallout.</w:t>
+        <w:t xml:space="preserve"> Accounted for 3.2% of all sorted die (5% of fallout).</w:t>
       </w:r>
     </w:p>
     <w:p>
@@ -512,14 +512,15 @@
             <w:tcW w:type="dxa" w:w="3216"/>
           </w:tcPr>
           <w:p>
-            <w:r/>
+            <w:r>
+              <w:t>3,883</w:t>
+            </w:r>
             <w:r>
               <w:rPr>
                 <w:b w:val="0"/>
                 <w:i w:val="0"/>
                 <w:sz w:val="18"/>
               </w:rPr>
-              <w:t>3,888</w:t>
             </w:r>
           </w:p>
         </w:tc>
@@ -528,14 +529,15 @@
             <w:tcW w:type="dxa" w:w="3216"/>
           </w:tcPr>
           <w:p>
-            <w:r/>
+            <w:r>
+              <w:t>54.9%</w:t>
+            </w:r>
             <w:r>
               <w:rPr>
                 <w:b w:val="0"/>
                 <w:i w:val="0"/>
                 <w:sz w:val="18"/>
               </w:rPr>
-              <w:t>55.0%</w:t>
             </w:r>
           </w:p>
         </w:tc>
@@ -562,14 +564,15 @@
             <w:tcW w:type="dxa" w:w="3216"/>
           </w:tcPr>
           <w:p>
-            <w:r/>
+            <w:r>
+              <w:t>2,169</w:t>
+            </w:r>
             <w:r>
               <w:rPr>
                 <w:b w:val="0"/>
                 <w:i w:val="0"/>
                 <w:sz w:val="18"/>
               </w:rPr>
-              <w:t>1,414</w:t>
             </w:r>
           </w:p>
         </w:tc>
@@ -578,14 +581,15 @@
             <w:tcW w:type="dxa" w:w="3216"/>
           </w:tcPr>
           <w:p>
-            <w:r/>
+            <w:r>
+              <w:t>30.7%</w:t>
+            </w:r>
             <w:r>
               <w:rPr>
                 <w:b w:val="0"/>
                 <w:i w:val="0"/>
                 <w:sz w:val="18"/>
               </w:rPr>
-              <w:t>20.0%</w:t>
             </w:r>
           </w:p>
         </w:tc>
@@ -612,14 +616,15 @@
             <w:tcW w:type="dxa" w:w="3216"/>
           </w:tcPr>
           <w:p>
-            <w:r/>
+            <w:r>
+              <w:t>635</w:t>
+            </w:r>
             <w:r>
               <w:rPr>
                 <w:b w:val="0"/>
                 <w:i w:val="0"/>
                 <w:sz w:val="18"/>
               </w:rPr>
-              <w:t>707</w:t>
             </w:r>
           </w:p>
         </w:tc>
@@ -628,14 +633,15 @@
             <w:tcW w:type="dxa" w:w="3216"/>
           </w:tcPr>
           <w:p>
-            <w:r/>
+            <w:r>
+              <w:t>9.0%</w:t>
+            </w:r>
             <w:r>
               <w:rPr>
                 <w:b w:val="0"/>
                 <w:i w:val="0"/>
                 <w:sz w:val="18"/>
               </w:rPr>
-              <w:t>10.0%</w:t>
             </w:r>
           </w:p>
         </w:tc>
@@ -662,14 +668,15 @@
             <w:tcW w:type="dxa" w:w="3216"/>
           </w:tcPr>
           <w:p>
-            <w:r/>
+            <w:r>
+              <w:t>383</w:t>
+            </w:r>
             <w:r>
               <w:rPr>
                 <w:b w:val="0"/>
                 <w:i w:val="0"/>
                 <w:sz w:val="18"/>
               </w:rPr>
-              <w:t>424</w:t>
             </w:r>
           </w:p>
         </w:tc>
@@ -678,64 +685,15 @@
             <w:tcW w:type="dxa" w:w="3216"/>
           </w:tcPr>
           <w:p>
-            <w:r/>
+            <w:r>
+              <w:t>5.4%</w:t>
+            </w:r>
             <w:r>
               <w:rPr>
                 <w:b w:val="0"/>
                 <w:i w:val="0"/>
                 <w:sz w:val="18"/>
               </w:rPr>
-              <w:t>6.0%</w:t>
-            </w:r>
-          </w:p>
-        </w:tc>
-      </w:tr>
-      <w:tr>
-        <w:tc>
-          <w:tcPr>
-            <w:tcW w:type="dxa" w:w="3216"/>
-          </w:tcPr>
-          <w:p>
-            <w:r/>
-            <w:r>
-              <w:rPr>
-                <w:b w:val="0"/>
-                <w:i w:val="0"/>
-                <w:sz w:val="18"/>
-              </w:rPr>
-              <w:t>All Other Random Parametric Fallout</w:t>
-            </w:r>
-          </w:p>
-        </w:tc>
-        <w:tc>
-          <w:tcPr>
-            <w:tcW w:type="dxa" w:w="3216"/>
-          </w:tcPr>
-          <w:p>
-            <w:r/>
-            <w:r>
-              <w:rPr>
-                <w:b w:val="0"/>
-                <w:i w:val="0"/>
-                <w:sz w:val="18"/>
-              </w:rPr>
-              <w:t>637</w:t>
-            </w:r>
-          </w:p>
-        </w:tc>
-        <w:tc>
-          <w:tcPr>
-            <w:tcW w:type="dxa" w:w="3216"/>
-          </w:tcPr>
-          <w:p>
-            <w:r/>
-            <w:r>
-              <w:rPr>
-                <w:b w:val="0"/>
-                <w:i w:val="0"/>
-                <w:sz w:val="18"/>
-              </w:rPr>
-              <w:t>9.0%</w:t>
             </w:r>
           </w:p>
         </w:tc>
@@ -806,7 +764,7 @@
           <w:b w:val="0"/>
           <w:i w:val="0"/>
         </w:rPr>
-        <w:t>Deprocessing and destructive physical analysis conducted by Rosa Santos in the Austin FA Lab (refer to internal report FA-2024-0205) confirmed that Bin 4 failures were generated by inter-metal bridging between adjacent Metal 3 copper signal traces.</w:t>
+        <w:t>Deprocessing and destructive physical analysis conducted by Rosa Santos in the Austin FA Lab (refer to internal report FA-2026-0202) confirmed that Bin 4 failures were generated by inter-metal bridging between adjacent Metal 3 copper signal traces.</w:t>
       </w:r>
     </w:p>
     <w:p>
@@ -889,7 +847,7 @@
           <w:b w:val="0"/>
           <w:i w:val="0"/>
         </w:rPr>
-        <w:t>Following joint technical reviews between Austin Product Engineering and Penang Fab Operations, an immediate four-point engineering process containment was deployed on January 29, 2024:</w:t>
+        <w:t>Following joint technical reviews between Austin Product Engineering and Penang Fab Operations, an immediate four-point engineering process containment was deployed on January 26, 2026:</w:t>
       </w:r>
     </w:p>
     <w:p>
@@ -1003,7 +961,7 @@
           <w:b w:val="0"/>
           <w:i w:val="0"/>
         </w:rPr>
-        <w:t>However, complete yield entitlement (&gt;75%) on Rev A was constrained by the secondary Bin 7 parametric leakage issue, which was subsequently determined to stem from an undersized ESD clamp in the IO pad ring requiring a silicon metal spin (Rev B). With the fab CMP process fully stabilized and Rev B silicon entering the fab with corrected IO layout geometry, projected wafer sort yield for Q2 2024 is modeled at 78% to 82%, fully meeting NovaDrive Motors' automotive production ramp milestones.</w:t>
+        <w:t>However, complete yield entitlement (&gt;75%) on Rev A was constrained by the secondary Bin 7 parametric leakage issue, which was subsequently determined to stem from an undersized ESD clamp in the IO pad ring requiring a silicon metal spin (Rev B). With the fab CMP process fully stabilized and Rev B silicon entering the fab with corrected IO layout geometry, projected wafer sort yield for Q2 2026 is modeled at 78% to 82%, fully meeting NovaDrive Motors' automotive production ramp milestones.</w:t>
       </w:r>
     </w:p>
     <w:sectPr>
